--- a/Manual Torre de Control - CCR.docx
+++ b/Manual Torre de Control - CCR.docx
@@ -1064,6 +1064,69 @@
           <w:rFonts w:ascii="Calibri" w:cs="Calibri" w:eastAsia="Calibri" w:hAnsi="Calibri"/>
         </w:rPr>
         <w:t xml:space="preserve">Si una operación no tiene hoja en PMR_Historico.xlsx (o el archivo no está disponible), su tarjeta en el tab PMR se ve igual que hoy, sin insignia ni clic.</w:t>
+      </w:r>
+    </w:p>
+    <w:p>
+      <w:pPr>
+        <w:pStyle w:val="Heading2"/>
+        <w:spacing w:after="140" w:before="280"/>
+      </w:pPr>
+      <w:r>
+        <w:t xml:space="preserve">Ciclo vigente y detección de datos desactualizados</w:t>
+      </w:r>
+    </w:p>
+    <w:p>
+      <w:pPr>
+        <w:spacing w:after="160"/>
+      </w:pPr>
+      <w:r>
+        <w:rPr>
+          <w:rFonts w:ascii="Calibri" w:cs="Calibri" w:eastAsia="Calibri" w:hAnsi="Calibri"/>
+        </w:rPr>
+        <w:t xml:space="preserve">El ciclo PMR vigente lo define el administrador de la aplicación en el código del dashboard (no es un dato que se edite desde la carpeta compartida). Con base en ese ciclo, el dashboard valida automáticamente si el histórico de cada operación en PMR_Historico.xlsx está al día.</w:t>
+      </w:r>
+    </w:p>
+    <w:p>
+      <w:pPr>
+        <w:spacing w:after="160"/>
+      </w:pPr>
+      <w:r>
+        <w:rPr>
+          <w:rFonts w:ascii="Calibri" w:cs="Calibri" w:eastAsia="Calibri" w:hAnsi="Calibri"/>
+        </w:rPr>
+        <w:t xml:space="preserve">Si el ciclo más reciente registrado para una operación no coincide con el ciclo vigente, su tarjeta en el tab PMR muestra una advertencia como la siguiente:</w:t>
+      </w:r>
+    </w:p>
+    <w:p>
+      <w:pPr>
+        <w:pBdr>
+          <w:top w:val="single" w:color="E0A800" w:sz="4"/>
+          <w:bottom w:val="single" w:color="E0A800" w:sz="4"/>
+          <w:left w:val="single" w:color="E0A800" w:sz="4"/>
+          <w:right w:val="single" w:color="E0A800" w:sz="4"/>
+        </w:pBdr>
+        <w:shd w:fill="FFF3CD" w:val="clear"/>
+        <w:spacing w:after="200" w:before="100"/>
+        <w:ind w:left="100" w:right="100"/>
+      </w:pPr>
+      <w:r>
+        <w:rPr>
+          <w:rFonts w:ascii="Calibri" w:cs="Calibri" w:eastAsia="Calibri" w:hAnsi="Calibri"/>
+          <w:i/>
+          <w:iCs/>
+        </w:rPr>
+        <w:t xml:space="preserve">⚠ Datos de "&lt;ciclo&gt;" — no hay ciclo vigente (&lt;ciclo vigente&gt;) cargado en el histórico</w:t>
+      </w:r>
+    </w:p>
+    <w:p>
+      <w:pPr>
+        <w:spacing w:after="160"/>
+      </w:pPr>
+      <w:r>
+        <w:rPr>
+          <w:rFonts w:ascii="Calibri" w:cs="Calibri" w:eastAsia="Calibri" w:hAnsi="Calibri"/>
+        </w:rPr>
+        <w:t xml:space="preserve">Esa advertencia indica que a la operación le falta la fila del ciclo nuevo en PMR_Historico.xlsx — hay que agregarla siguiendo los pasos de "Cómo agregar ciclos históricos" de arriba. No cambia la calificación de la tarjeta en los KPI del tab (Satisfactorio / Alerta / Problema / Sin calificación); esos siguen sumando la calificación normal de PMR y su total sigue siendo igual a la cantidad de tarjetas mostradas. Las operaciones sin ninguna hoja en PMR_Historico.xlsx no se marcan como desactualizadas.</w:t>
       </w:r>
     </w:p>
     <w:p>
@@ -2065,7 +2128,7 @@
                 <w:sz w:val="20"/>
                 <w:szCs w:val="20"/>
               </w:rPr>
-              <w:t xml:space="preserve">Calificaciones e indicadores técnicos del ciclo PMR I-2026 por programa. Las tarjetas con histórico cargado son clicables y muestran la tabla de ciclos anteriores.</w:t>
+              <w:t xml:space="preserve">Calificaciones e indicadores técnicos del ciclo PMR vigente por programa. Las tarjetas con histórico cargado son clicables y muestran la tabla de ciclos anteriores; las que tienen el histórico desactualizado respecto al ciclo vigente muestran una advertencia.</w:t>
             </w:r>
           </w:p>
         </w:tc>

--- a/Manual Torre de Control - CCR.docx
+++ b/Manual Torre de Control - CCR.docx
@@ -128,7 +128,7 @@
         <w:rPr>
           <w:rFonts w:ascii="Calibri" w:cs="Calibri" w:eastAsia="Calibri" w:hAnsi="Calibri"/>
         </w:rPr>
-        <w:t xml:space="preserve"> — contiene información de productos críticos, adquisiciones críticas, equipo, documentos, resultados, PMR, comentarios de cláusulas y change log.</w:t>
+        <w:t xml:space="preserve"> — contiene información de productos críticos, adquisiciones críticas, equipo, documentos, resultados, comentarios de cláusulas y change log.</w:t>
       </w:r>
     </w:p>
     <w:p>
@@ -200,7 +200,7 @@
         <w:rPr>
           <w:rFonts w:ascii="Calibri" w:cs="Calibri" w:eastAsia="Calibri" w:hAnsi="Calibri"/>
         </w:rPr>
-        <w:t xml:space="preserve"> — opcional, con el histórico de ciclos PMR por operación. Ver la sección "Histórico de PMR por operación".</w:t>
+        <w:t xml:space="preserve"> — fuente única del tab PMR (calificaciones, indicadores y ciclos históricos). Sin este archivo el tab PMR no muestra tarjetas, pero el resto del dashboard sigue funcionando igual. Ver la sección "Datos de PMR por operación".</w:t>
       </w:r>
     </w:p>
     <w:p>
@@ -899,7 +899,7 @@
         <w:spacing w:after="160" w:before="320"/>
       </w:pPr>
       <w:r>
-        <w:t xml:space="preserve">Histórico de PMR por operación</w:t>
+        <w:t xml:space="preserve">Datos de PMR por operación</w:t>
       </w:r>
     </w:p>
     <w:p>
@@ -910,7 +910,7 @@
         <w:rPr>
           <w:rFonts w:ascii="Calibri" w:cs="Calibri" w:eastAsia="Calibri" w:hAnsi="Calibri"/>
         </w:rPr>
-        <w:t xml:space="preserve">En el tab PMR, las tarjetas de las operaciones que tienen histórico cargado muestran una insignia "Histórico" — al hacer clic en la tarjeta se abre un popup con la tabla de todos los ciclos PMR registrados para esa operación.</w:t>
+        <w:t xml:space="preserve">El tab PMR se alimenta enteramente de PMR_Historico.xlsx (carpeta compartida) — no depende de ninguna hoja de torre_de_control_CCR.xlsx. Cada tarjeta muestra los datos del ciclo vigente (ver "Ciclo vigente y detección de datos desactualizados" abajo) y, al hacer clic, abre un popup con la tabla de todos los ciclos PMR registrados para esa operación.</w:t>
       </w:r>
     </w:p>
     <w:p>
@@ -921,31 +921,7 @@
         <w:rPr>
           <w:rFonts w:ascii="Calibri" w:cs="Calibri" w:eastAsia="Calibri" w:hAnsi="Calibri"/>
         </w:rPr>
-        <w:t xml:space="preserve">Esto depende del archivo:</w:t>
-      </w:r>
-    </w:p>
-    <w:p>
-      <w:pPr>
-        <w:pStyle w:val="ListParagraph"/>
-        <w:numPr>
-          <w:ilvl w:val="0"/>
-          <w:numId w:val="2"/>
-        </w:numPr>
-        <w:spacing w:after="100"/>
-      </w:pPr>
-      <w:r>
-        <w:rPr>
-          <w:rFonts w:ascii="Calibri" w:cs="Calibri" w:eastAsia="Calibri" w:hAnsi="Calibri"/>
-          <w:b/>
-          <w:bCs/>
-        </w:rPr>
-        <w:t xml:space="preserve">PMR_Historico.xlsx</w:t>
-      </w:r>
-      <w:r>
-        <w:rPr>
-          <w:rFonts w:ascii="Calibri" w:cs="Calibri" w:eastAsia="Calibri" w:hAnsi="Calibri"/>
-        </w:rPr>
-        <w:t xml:space="preserve"> (carpeta compartida, opcional): un archivo con una hoja por operación, nombrada exactamente igual al código de operación (datos_ops.codigo, ej. CR-L1032). Cada hoja tiene una fila por ciclo PMR, con columnas: </w:t>
+        <w:t xml:space="preserve">PMR_Historico.xlsx tiene una hoja por operación, nombrada exactamente igual al código de operación (</w:t>
       </w:r>
       <w:r>
         <w:rPr>
@@ -953,7 +929,35 @@
           <w:sz w:val="20"/>
           <w:szCs w:val="20"/>
         </w:rPr>
-        <w:t xml:space="preserve">Ciclo | Estado del PMI | CPI | SPI | CPI(a) | SPI(a) | Disb | T3 | Indicador Sintético | Clasificación Auto calculada | Clasificación Validada</w:t>
+        <w:t xml:space="preserve">datos_ops.codigo</w:t>
+      </w:r>
+      <w:r>
+        <w:rPr>
+          <w:rFonts w:ascii="Calibri" w:cs="Calibri" w:eastAsia="Calibri" w:hAnsi="Calibri"/>
+        </w:rPr>
+        <w:t xml:space="preserve">, ej. </w:t>
+      </w:r>
+      <w:r>
+        <w:rPr>
+          <w:rFonts w:ascii="Consolas" w:cs="Consolas" w:eastAsia="Consolas" w:hAnsi="Consolas"/>
+          <w:sz w:val="20"/>
+          <w:szCs w:val="20"/>
+        </w:rPr>
+        <w:t xml:space="preserve">CR-L1032</w:t>
+      </w:r>
+      <w:r>
+        <w:rPr>
+          <w:rFonts w:ascii="Calibri" w:cs="Calibri" w:eastAsia="Calibri" w:hAnsi="Calibri"/>
+        </w:rPr>
+        <w:t xml:space="preserve">). Cada hoja tiene una fila por ciclo PMR, con columnas: </w:t>
+      </w:r>
+      <w:r>
+        <w:rPr>
+          <w:rFonts w:ascii="Consolas" w:cs="Consolas" w:eastAsia="Consolas" w:hAnsi="Consolas"/>
+          <w:sz w:val="20"/>
+          <w:szCs w:val="20"/>
+        </w:rPr>
+        <w:t xml:space="preserve">Ciclo | Estado del PMI | CPI | SPI | CPI(a) | SPI(a) | Disb | T3 | Indicador Sintético | Clasificación Auto calculada | Clasificación Validada | Comentarios de simulación PMR | Plan Acción 2026</w:t>
       </w:r>
       <w:r>
         <w:rPr>
@@ -970,6 +974,232 @@
         <w:rPr>
           <w:rFonts w:ascii="Calibri" w:cs="Calibri" w:eastAsia="Calibri" w:hAnsi="Calibri"/>
         </w:rPr>
+        <w:t xml:space="preserve">Las dos últimas columnas (Comentarios de simulación PMR y Plan Acción 2026) son el análisis y plan de acción del ciclo actual — solo deberían llenarse en la fila del ciclo vigente; en ciclos pasados quedan vacías.</w:t>
+      </w:r>
+    </w:p>
+    <w:p>
+      <w:pPr>
+        <w:spacing w:after="160"/>
+      </w:pPr>
+      <w:r>
+        <w:rPr>
+          <w:rFonts w:ascii="Calibri" w:cs="Calibri" w:eastAsia="Calibri" w:hAnsi="Calibri"/>
+        </w:rPr>
+        <w:t xml:space="preserve">Estado del PMI también determina la Etapa que muestra la tarjeta (1/2/3), según el texto exacto de la celda:</w:t>
+      </w:r>
+    </w:p>
+    <w:tbl>
+      <w:tblPr>
+        <w:tblW w:type="dxa" w:w="9500"/>
+        <w:tblBorders>
+          <w:top w:val="single" w:color="auto" w:sz="4"/>
+          <w:left w:val="single" w:color="auto" w:sz="4"/>
+          <w:bottom w:val="single" w:color="auto" w:sz="4"/>
+          <w:right w:val="single" w:color="auto" w:sz="4"/>
+          <w:insideH w:val="single" w:color="auto" w:sz="4"/>
+          <w:insideV w:val="single" w:color="auto" w:sz="4"/>
+        </w:tblBorders>
+      </w:tblPr>
+      <w:tblGrid>
+        <w:gridCol w:w="6800"/>
+        <w:gridCol w:w="2700"/>
+      </w:tblGrid>
+      <w:tr>
+        <w:trPr>
+          <w:tblHeader/>
+        </w:trPr>
+        <w:tc>
+          <w:tcPr>
+            <w:tcW w:type="dxa" w:w="6800"/>
+            <w:shd w:fill="1F4E79" w:val="clear"/>
+            <w:tcMar>
+              <w:top w:type="dxa" w:w="80"/>
+              <w:left w:type="dxa" w:w="100"/>
+              <w:bottom w:type="dxa" w:w="80"/>
+              <w:right w:type="dxa" w:w="100"/>
+            </w:tcMar>
+          </w:tcPr>
+          <w:p>
+            <w:r>
+              <w:rPr>
+                <w:rFonts w:ascii="Calibri" w:cs="Calibri" w:eastAsia="Calibri" w:hAnsi="Calibri"/>
+                <w:b/>
+                <w:bCs/>
+                <w:color w:val="FFFFFF"/>
+                <w:sz w:val="20"/>
+                <w:szCs w:val="20"/>
+              </w:rPr>
+              <w:t xml:space="preserve">Estado del PMI</w:t>
+            </w:r>
+          </w:p>
+        </w:tc>
+        <w:tc>
+          <w:tcPr>
+            <w:tcW w:type="dxa" w:w="2700"/>
+            <w:shd w:fill="1F4E79" w:val="clear"/>
+            <w:tcMar>
+              <w:top w:type="dxa" w:w="80"/>
+              <w:left w:type="dxa" w:w="100"/>
+              <w:bottom w:type="dxa" w:w="80"/>
+              <w:right w:type="dxa" w:w="100"/>
+            </w:tcMar>
+          </w:tcPr>
+          <w:p>
+            <w:r>
+              <w:rPr>
+                <w:rFonts w:ascii="Calibri" w:cs="Calibri" w:eastAsia="Calibri" w:hAnsi="Calibri"/>
+                <w:b/>
+                <w:bCs/>
+                <w:color w:val="FFFFFF"/>
+                <w:sz w:val="20"/>
+                <w:szCs w:val="20"/>
+              </w:rPr>
+              <w:t xml:space="preserve">Etapa</w:t>
+            </w:r>
+          </w:p>
+        </w:tc>
+      </w:tr>
+      <w:tr>
+        <w:tc>
+          <w:tcPr>
+            <w:tcW w:type="dxa" w:w="6800"/>
+            <w:tcMar>
+              <w:top w:type="dxa" w:w="60"/>
+              <w:left w:type="dxa" w:w="100"/>
+              <w:bottom w:type="dxa" w:w="60"/>
+              <w:right w:type="dxa" w:w="100"/>
+            </w:tcMar>
+          </w:tcPr>
+          <w:p>
+            <w:r>
+              <w:rPr>
+                <w:rFonts w:ascii="Calibri" w:cs="Calibri" w:eastAsia="Calibri" w:hAnsi="Calibri"/>
+                <w:sz w:val="20"/>
+                <w:szCs w:val="20"/>
+              </w:rPr>
+              <w:t xml:space="preserve">Desde la Aprobación hasta la Elegibilidad</w:t>
+            </w:r>
+          </w:p>
+        </w:tc>
+        <w:tc>
+          <w:tcPr>
+            <w:tcW w:type="dxa" w:w="2700"/>
+            <w:tcMar>
+              <w:top w:type="dxa" w:w="60"/>
+              <w:left w:type="dxa" w:w="100"/>
+              <w:bottom w:type="dxa" w:w="60"/>
+              <w:right w:type="dxa" w:w="100"/>
+            </w:tcMar>
+          </w:tcPr>
+          <w:p>
+            <w:r>
+              <w:rPr>
+                <w:rFonts w:ascii="Calibri" w:cs="Calibri" w:eastAsia="Calibri" w:hAnsi="Calibri"/>
+                <w:sz w:val="20"/>
+                <w:szCs w:val="20"/>
+              </w:rPr>
+              <w:t xml:space="preserve">1</w:t>
+            </w:r>
+          </w:p>
+        </w:tc>
+      </w:tr>
+      <w:tr>
+        <w:tc>
+          <w:tcPr>
+            <w:tcW w:type="dxa" w:w="6800"/>
+            <w:tcMar>
+              <w:top w:type="dxa" w:w="60"/>
+              <w:left w:type="dxa" w:w="100"/>
+              <w:bottom w:type="dxa" w:w="60"/>
+              <w:right w:type="dxa" w:w="100"/>
+            </w:tcMar>
+          </w:tcPr>
+          <w:p>
+            <w:r>
+              <w:rPr>
+                <w:rFonts w:ascii="Calibri" w:cs="Calibri" w:eastAsia="Calibri" w:hAnsi="Calibri"/>
+                <w:sz w:val="20"/>
+                <w:szCs w:val="20"/>
+              </w:rPr>
+              <w:t xml:space="preserve">Después de la Elegibilidad</w:t>
+            </w:r>
+          </w:p>
+        </w:tc>
+        <w:tc>
+          <w:tcPr>
+            <w:tcW w:type="dxa" w:w="2700"/>
+            <w:tcMar>
+              <w:top w:type="dxa" w:w="60"/>
+              <w:left w:type="dxa" w:w="100"/>
+              <w:bottom w:type="dxa" w:w="60"/>
+              <w:right w:type="dxa" w:w="100"/>
+            </w:tcMar>
+          </w:tcPr>
+          <w:p>
+            <w:r>
+              <w:rPr>
+                <w:rFonts w:ascii="Calibri" w:cs="Calibri" w:eastAsia="Calibri" w:hAnsi="Calibri"/>
+                <w:sz w:val="20"/>
+                <w:szCs w:val="20"/>
+              </w:rPr>
+              <w:t xml:space="preserve">2</w:t>
+            </w:r>
+          </w:p>
+        </w:tc>
+      </w:tr>
+      <w:tr>
+        <w:tc>
+          <w:tcPr>
+            <w:tcW w:type="dxa" w:w="6800"/>
+            <w:tcMar>
+              <w:top w:type="dxa" w:w="60"/>
+              <w:left w:type="dxa" w:w="100"/>
+              <w:bottom w:type="dxa" w:w="60"/>
+              <w:right w:type="dxa" w:w="100"/>
+            </w:tcMar>
+          </w:tcPr>
+          <w:p>
+            <w:r>
+              <w:rPr>
+                <w:rFonts w:ascii="Calibri" w:cs="Calibri" w:eastAsia="Calibri" w:hAnsi="Calibri"/>
+                <w:sz w:val="20"/>
+                <w:szCs w:val="20"/>
+              </w:rPr>
+              <w:t xml:space="preserve">Después del proyecto alcanza el 95% de los desembolsos totales</w:t>
+            </w:r>
+          </w:p>
+        </w:tc>
+        <w:tc>
+          <w:tcPr>
+            <w:tcW w:type="dxa" w:w="2700"/>
+            <w:tcMar>
+              <w:top w:type="dxa" w:w="60"/>
+              <w:left w:type="dxa" w:w="100"/>
+              <w:bottom w:type="dxa" w:w="60"/>
+              <w:right w:type="dxa" w:w="100"/>
+            </w:tcMar>
+          </w:tcPr>
+          <w:p>
+            <w:r>
+              <w:rPr>
+                <w:rFonts w:ascii="Calibri" w:cs="Calibri" w:eastAsia="Calibri" w:hAnsi="Calibri"/>
+                <w:sz w:val="20"/>
+                <w:szCs w:val="20"/>
+              </w:rPr>
+              <w:t xml:space="preserve">3</w:t>
+            </w:r>
+          </w:p>
+        </w:tc>
+      </w:tr>
+    </w:tbl>
+    <w:p>
+      <w:pPr>
+        <w:spacing w:after="160"/>
+      </w:pPr>
+      <w:r>
+        <w:rPr>
+          <w:rFonts w:ascii="Calibri" w:cs="Calibri" w:eastAsia="Calibri" w:hAnsi="Calibri"/>
+        </w:rPr>
         <w:t xml:space="preserve">No hay una cantidad fija de ciclos por operación — cada hoja tiene tantas filas como ciclos tenga esa operación (varía según su antigüedad), y el dashboard ordena los ciclos cronológicamente sin importar el orden de las filas en el archivo.</w:t>
       </w:r>
     </w:p>
@@ -981,7 +1211,7 @@
         <w:rPr>
           <w:rFonts w:ascii="Calibri" w:cs="Calibri" w:eastAsia="Calibri" w:hAnsi="Calibri"/>
         </w:rPr>
-        <w:t xml:space="preserve">Hoy el archivo trae una sola fila semilla por operación (el ciclo actual, "Ciclo I-2026"), tomada de lo que ya existía en la hoja PMR — a la espera de que se consiga la fuente real con el histórico completo (2015 en adelante, según el reporte de origen) para completar cada hoja con sus ciclos anteriores.</w:t>
+        <w:t xml:space="preserve">Si una operación no tiene hoja en PMR_Historico.xlsx (o el archivo no está disponible), simplemente no aparece en el tab PMR.</w:t>
       </w:r>
     </w:p>
     <w:p>
@@ -1036,7 +1266,7 @@
         <w:rPr>
           <w:rFonts w:ascii="Calibri" w:cs="Calibri" w:eastAsia="Calibri" w:hAnsi="Calibri"/>
         </w:rPr>
-        <w:t xml:space="preserve">Agrega una fila por cada ciclo adicional, con las columnas de arriba.</w:t>
+        <w:t xml:space="preserve">Agrega una fila por cada ciclo adicional, con las columnas de arriba, dejando Comentarios de simulación PMR y Plan Acción 2026 vacías (son solo del ciclo vigente).</w:t>
       </w:r>
     </w:p>
     <w:p>
@@ -1057,17 +1287,6 @@
     </w:p>
     <w:p>
       <w:pPr>
-        <w:spacing w:after="160"/>
-      </w:pPr>
-      <w:r>
-        <w:rPr>
-          <w:rFonts w:ascii="Calibri" w:cs="Calibri" w:eastAsia="Calibri" w:hAnsi="Calibri"/>
-        </w:rPr>
-        <w:t xml:space="preserve">Si una operación no tiene hoja en PMR_Historico.xlsx (o el archivo no está disponible), su tarjeta en el tab PMR se ve igual que hoy, sin insignia ni clic.</w:t>
-      </w:r>
-    </w:p>
-    <w:p>
-      <w:pPr>
         <w:pStyle w:val="Heading2"/>
         <w:spacing w:after="140" w:before="280"/>
       </w:pPr>
@@ -1083,7 +1302,7 @@
         <w:rPr>
           <w:rFonts w:ascii="Calibri" w:cs="Calibri" w:eastAsia="Calibri" w:hAnsi="Calibri"/>
         </w:rPr>
-        <w:t xml:space="preserve">El ciclo PMR vigente lo define el administrador de la aplicación en el código del dashboard (no es un dato que se edite desde la carpeta compartida). Con base en ese ciclo, el dashboard valida automáticamente si el histórico de cada operación en PMR_Historico.xlsx está al día.</w:t>
+        <w:t xml:space="preserve">El ciclo PMR vigente lo define el administrador de la aplicación en el código del dashboard (no es un dato que se edite desde la carpeta compartida). Con base en ese ciclo, cada tarjeta busca en la hoja de su operación una fila cuyo Ciclo coincida exactamente con el ciclo vigente y muestra esa fila.</w:t>
       </w:r>
     </w:p>
     <w:p>
@@ -1094,7 +1313,7 @@
         <w:rPr>
           <w:rFonts w:ascii="Calibri" w:cs="Calibri" w:eastAsia="Calibri" w:hAnsi="Calibri"/>
         </w:rPr>
-        <w:t xml:space="preserve">Si el ciclo más reciente registrado para una operación no coincide con el ciclo vigente, su tarjeta en el tab PMR muestra una advertencia como la siguiente:</w:t>
+        <w:t xml:space="preserve">Si no encuentra ninguna, muestra en su lugar la fila más reciente disponible junto con una advertencia como la siguiente:</w:t>
       </w:r>
     </w:p>
     <w:p>
@@ -1126,7 +1345,7 @@
         <w:rPr>
           <w:rFonts w:ascii="Calibri" w:cs="Calibri" w:eastAsia="Calibri" w:hAnsi="Calibri"/>
         </w:rPr>
-        <w:t xml:space="preserve">Esa advertencia indica que a la operación le falta la fila del ciclo nuevo en PMR_Historico.xlsx — hay que agregarla siguiendo los pasos de "Cómo agregar ciclos históricos" de arriba. No cambia la calificación de la tarjeta en los KPI del tab (Satisfactorio / Alerta / Problema / Sin calificación); esos siguen sumando la calificación normal de PMR y su total sigue siendo igual a la cantidad de tarjetas mostradas. Las operaciones sin ninguna hoja en PMR_Historico.xlsx no se marcan como desactualizadas.</w:t>
+        <w:t xml:space="preserve">Esa advertencia indica que a la operación le falta la fila del ciclo nuevo en PMR_Historico.xlsx — hay que agregarla siguiendo los pasos de "Cómo agregar ciclos históricos" de arriba. No cambia la calificación de la tarjeta en los KPI del tab (Satisfactorio / Alerta / Problema / Sin calificación); esos siguen sumando la calificación de la fila mostrada en cada tarjeta, y su total sigue siendo igual a la cantidad de tarjetas mostradas.</w:t>
       </w:r>
     </w:p>
     <w:p>
@@ -2107,7 +2326,7 @@
                 <w:sz w:val="20"/>
                 <w:szCs w:val="20"/>
               </w:rPr>
-              <w:t xml:space="preserve">xlsx + PMR_Historico</w:t>
+              <w:t xml:space="preserve">PMR_Historico</w:t>
             </w:r>
           </w:p>
         </w:tc>
@@ -2128,7 +2347,7 @@
                 <w:sz w:val="20"/>
                 <w:szCs w:val="20"/>
               </w:rPr>
-              <w:t xml:space="preserve">Calificaciones e indicadores técnicos del ciclo PMR vigente por programa. Las tarjetas con histórico cargado son clicables y muestran la tabla de ciclos anteriores; las que tienen el histórico desactualizado respecto al ciclo vigente muestran una advertencia.</w:t>
+              <w:t xml:space="preserve">Calificaciones e indicadores técnicos del ciclo PMR vigente por programa. Las tarjetas son clicables y muestran la tabla de ciclos anteriores; las que tienen el histórico desactualizado respecto al ciclo vigente muestran una advertencia.</w:t>
             </w:r>
           </w:p>
         </w:tc>
@@ -2373,7 +2592,7 @@
                 <w:sz w:val="20"/>
                 <w:szCs w:val="20"/>
               </w:rPr>
-              <w:t xml:space="preserve">Datos: productos críticos, adquisiciones críticas, equipo, PMR, documentos, resultados, comentarios de cláusulas y changelog.</w:t>
+              <w:t xml:space="preserve">Datos: productos críticos, adquisiciones críticas, equipo, documentos, resultados, comentarios de cláusulas y changelog.</w:t>
             </w:r>
           </w:p>
         </w:tc>
@@ -2505,7 +2724,7 @@
                 <w:sz w:val="20"/>
                 <w:szCs w:val="20"/>
               </w:rPr>
-              <w:t xml:space="preserve">Histórico de ciclos PMR, una hoja por operación.</w:t>
+              <w:t xml:space="preserve">Fuente única del tab PMR: calificaciones, indicadores y ciclos históricos, una hoja por operación.</w:t>
             </w:r>
           </w:p>
         </w:tc>
@@ -2807,50 +3026,6 @@
                 <w:szCs w:val="20"/>
               </w:rPr>
               <w:t xml:space="preserve">Matriz de documentos con links a SharePoint</w:t>
-            </w:r>
-          </w:p>
-        </w:tc>
-      </w:tr>
-      <w:tr>
-        <w:tc>
-          <w:tcPr>
-            <w:tcW w:type="dxa" w:w="3600"/>
-            <w:tcMar>
-              <w:top w:type="dxa" w:w="60"/>
-              <w:left w:type="dxa" w:w="100"/>
-              <w:bottom w:type="dxa" w:w="60"/>
-              <w:right w:type="dxa" w:w="100"/>
-            </w:tcMar>
-          </w:tcPr>
-          <w:p>
-            <w:r>
-              <w:rPr>
-                <w:rFonts w:ascii="Calibri" w:cs="Calibri" w:eastAsia="Calibri" w:hAnsi="Calibri"/>
-                <w:sz w:val="20"/>
-                <w:szCs w:val="20"/>
-              </w:rPr>
-              <w:t xml:space="preserve">PMR</w:t>
-            </w:r>
-          </w:p>
-        </w:tc>
-        <w:tc>
-          <w:tcPr>
-            <w:tcW w:type="dxa" w:w="5900"/>
-            <w:tcMar>
-              <w:top w:type="dxa" w:w="60"/>
-              <w:left w:type="dxa" w:w="100"/>
-              <w:bottom w:type="dxa" w:w="60"/>
-              <w:right w:type="dxa" w:w="100"/>
-            </w:tcMar>
-          </w:tcPr>
-          <w:p>
-            <w:r>
-              <w:rPr>
-                <w:rFonts w:ascii="Calibri" w:cs="Calibri" w:eastAsia="Calibri" w:hAnsi="Calibri"/>
-                <w:sz w:val="20"/>
-                <w:szCs w:val="20"/>
-              </w:rPr>
-              <w:t xml:space="preserve">Calificaciones y plan de acción PMR</w:t>
             </w:r>
           </w:p>
         </w:tc>

--- a/Manual Torre de Control - CCR.docx
+++ b/Manual Torre de Control - CCR.docx
@@ -128,19 +128,7 @@
         <w:rPr>
           <w:rFonts w:ascii="Calibri" w:eastAsia="Calibri" w:hAnsi="Calibri" w:cs="Calibri"/>
         </w:rPr>
-        <w:t xml:space="preserve"> — contiene información de productos críticos, adquisiciones críticas, equipo, documentos, resultados, comentarios de cláusulas y </w:t>
-      </w:r>
-      <w:r>
-        <w:rPr>
-          <w:rFonts w:ascii="Calibri" w:eastAsia="Calibri" w:hAnsi="Calibri" w:cs="Calibri"/>
-        </w:rPr>
-        <w:t>change log</w:t>
-      </w:r>
-      <w:r>
-        <w:rPr>
-          <w:rFonts w:ascii="Calibri" w:eastAsia="Calibri" w:hAnsi="Calibri" w:cs="Calibri"/>
-        </w:rPr>
-        <w:t>.</w:t>
+        <w:t xml:space="preserve"> — contiene información de productos críticos, adquisiciones críticas, equipo, documentos, resultados, comentarios de cláusulas y change log.</w:t>
       </w:r>
     </w:p>
     <w:p>
@@ -152,23 +140,13 @@
         </w:numPr>
         <w:spacing w:after="100"/>
       </w:pPr>
-      <w:proofErr w:type="gramStart"/>
       <w:r>
         <w:rPr>
           <w:rFonts w:ascii="Calibri" w:eastAsia="Calibri" w:hAnsi="Calibri" w:cs="Calibri"/>
           <w:b/>
           <w:bCs/>
         </w:rPr>
-        <w:t>Status</w:t>
-      </w:r>
-      <w:proofErr w:type="gramEnd"/>
-      <w:r>
-        <w:rPr>
-          <w:rFonts w:ascii="Calibri" w:eastAsia="Calibri" w:hAnsi="Calibri" w:cs="Calibri"/>
-          <w:b/>
-          <w:bCs/>
-        </w:rPr>
-        <w:t xml:space="preserve"> Date Clause Operation.csv</w:t>
+        <w:t xml:space="preserve">Status Date Clause Operation.csv</w:t>
       </w:r>
       <w:r>
         <w:rPr>
@@ -233,21 +211,7 @@
         <w:rPr>
           <w:rFonts w:ascii="Calibri" w:eastAsia="Calibri" w:hAnsi="Calibri" w:cs="Calibri"/>
         </w:rPr>
-        <w:t xml:space="preserve">Los archivos se leen directamente desde el repositorio de GitHub (a través de GitHub Pages) usando la API de GitHub. No se requiere instalación ni configuración de parte de quien consulta el dashboard — basta con abrir el </w:t>
-      </w:r>
-      <w:proofErr w:type="gramStart"/>
-      <w:r>
-        <w:rPr>
-          <w:rFonts w:ascii="Calibri" w:eastAsia="Calibri" w:hAnsi="Calibri" w:cs="Calibri"/>
-        </w:rPr>
-        <w:t>link</w:t>
-      </w:r>
-      <w:proofErr w:type="gramEnd"/>
-      <w:r>
-        <w:rPr>
-          <w:rFonts w:ascii="Calibri" w:eastAsia="Calibri" w:hAnsi="Calibri" w:cs="Calibri"/>
-        </w:rPr>
-        <w:t>.</w:t>
+        <w:t xml:space="preserve">Los archivos se leen directamente desde el repositorio de GitHub (a través de GitHub Pages) usando la API de GitHub. No se requiere instalación ni configuración de parte de quien consulta el dashboard — basta con abrir el link.</w:t>
       </w:r>
     </w:p>
     <w:p>
@@ -269,21 +233,7 @@
         <w:rPr>
           <w:rFonts w:ascii="Calibri" w:eastAsia="Calibri" w:hAnsi="Calibri" w:cs="Calibri"/>
         </w:rPr>
-        <w:t xml:space="preserve">Los datos se guardan en caché local (IndexedDB) para que la página cargue instantáneamente. Al abrir la </w:t>
-      </w:r>
-      <w:proofErr w:type="gramStart"/>
-      <w:r>
-        <w:rPr>
-          <w:rFonts w:ascii="Calibri" w:eastAsia="Calibri" w:hAnsi="Calibri" w:cs="Calibri"/>
-        </w:rPr>
-        <w:t>app</w:t>
-      </w:r>
-      <w:proofErr w:type="gramEnd"/>
-      <w:r>
-        <w:rPr>
-          <w:rFonts w:ascii="Calibri" w:eastAsia="Calibri" w:hAnsi="Calibri" w:cs="Calibri"/>
-        </w:rPr>
-        <w:t>, se muestra la versión en caché y se actualiza en segundo plano. El botón "Actualizar Datos" fuerza una recarga inmediata.</w:t>
+        <w:t xml:space="preserve">Los datos se guardan en caché local (IndexedDB) para que la página cargue instantáneamente. Al abrir la app, se muestra la versión en caché y se actualiza en segundo plano. El botón "Actualizar Datos" fuerza una recarga inmediata.</w:t>
       </w:r>
     </w:p>
     <w:p>
@@ -473,21 +423,7 @@
         <w:rPr>
           <w:rFonts w:ascii="Calibri" w:eastAsia="Calibri" w:hAnsi="Calibri" w:cs="Calibri"/>
         </w:rPr>
-        <w:t xml:space="preserve">Country = Costa Rica, Clause </w:t>
-      </w:r>
-      <w:proofErr w:type="gramStart"/>
-      <w:r>
-        <w:rPr>
-          <w:rFonts w:ascii="Calibri" w:eastAsia="Calibri" w:hAnsi="Calibri" w:cs="Calibri"/>
-        </w:rPr>
-        <w:t>Status</w:t>
-      </w:r>
-      <w:proofErr w:type="gramEnd"/>
-      <w:r>
-        <w:rPr>
-          <w:rFonts w:ascii="Calibri" w:eastAsia="Calibri" w:hAnsi="Calibri" w:cs="Calibri"/>
-        </w:rPr>
-        <w:t xml:space="preserve"> = ALL, Operation Stage = Disbursing</w:t>
+        <w:t xml:space="preserve">Country = Costa Rica, Clause Status = ALL, Operation Stage = Disbursing</w:t>
       </w:r>
     </w:p>
     <w:p>
@@ -866,11 +802,6 @@
           <w:rFonts w:ascii="Calibri" w:eastAsia="Calibri" w:hAnsi="Calibri" w:cs="Calibri"/>
         </w:rPr>
         <w:t xml:space="preserve">Operaciones con raw data hoy: CR-L1032 (3071_OC-CR), CR-L1139 (4864_OC-CR), CR-L1137 (4871_OC-CR), CR-J0002 (5777_GR-CR), CR-L1151 (5823_OC-CR), CR-L1157 (6061_OC-CR). Para el resto de las operaciones (sin raw data todavía), el </w:t>
-      </w:r>
-      <w:r>
-        <w:rPr>
-          <w:rFonts w:ascii="Calibri" w:eastAsia="Calibri" w:hAnsi="Calibri" w:cs="Calibri"/>
-        </w:rPr>
         <w:lastRenderedPageBreak/>
         <w:t>tab sigue mostrando el texto libre de las columnas Adquisición Crítica / Riesgos/Comentarios de productos criticos, como fallback automático.</w:t>
       </w:r>
@@ -2367,7 +2298,7 @@
               <w:rPr>
                 <w:rFonts w:ascii="Calibri" w:eastAsia="Calibri" w:hAnsi="Calibri" w:cs="Calibri"/>
               </w:rPr>
-              <w:t>Matriz de documentos clave con enlaces a SharePoint por tipo y operación.</w:t>
+              <w:t>Matriz de documentos clave con enlaces a SharePoint por tipo y operación (p. ej. Firma autorizada, PP, LC, ROP, PEP, Provisionamiento Portal del Cliente, entre otros).</w:t>
             </w:r>
           </w:p>
         </w:tc>
@@ -3151,7 +3082,7 @@
               <w:rPr>
                 <w:rFonts w:ascii="Calibri" w:eastAsia="Calibri" w:hAnsi="Calibri" w:cs="Calibri"/>
               </w:rPr>
-              <w:t>Matriz de documentos con links a SharePoint</w:t>
+              <w:t>Matriz de documentos con links a SharePoint (p. ej. Firma autorizada, PP, LC, ROP, PEP, Provisionamiento Portal del Cliente, entre otros)</w:t>
             </w:r>
           </w:p>
         </w:tc>
